--- a/docs/technical/ahgRicExplorerPlugin.docx
+++ b/docs/technical/ahgRicExplorerPlugin.docx
@@ -2,32 +2,22 @@
 <file path=word/document.xml><?xml version="1.0" encoding="utf-8"?>
 <w:document xmlns:w="http://schemas.openxmlformats.org/wordprocessingml/2006/main" xmlns:m="http://schemas.openxmlformats.org/officeDocument/2006/math" xmlns:r="http://schemas.openxmlformats.org/officeDocument/2006/relationships" xmlns:o="urn:schemas-microsoft-com:office:office" xmlns:v="urn:schemas-microsoft-com:vml" xmlns:w10="urn:schemas-microsoft-com:office:word" xmlns:a="http://schemas.openxmlformats.org/drawingml/2006/main" xmlns:pic="http://schemas.openxmlformats.org/drawingml/2006/picture" xmlns:wp="http://schemas.openxmlformats.org/drawingml/2006/wordprocessingDrawing">
   <w:body>
-    <w:sdt>
-      <w:sdtPr>
-        <w:docPartObj>
-          <w:docPartGallery w:val="Table of Contents"/>
-          <w:docPartUnique/>
-        </w:docPartObj>
-      </w:sdtPr>
-      <w:sdtContent>
-        <w:p>
-          <w:pPr>
-            <w:pStyle w:val="TOCHeading"/>
-          </w:pPr>
-          <w:r>
-            <w:t xml:space="preserve">Table of Contents</w:t>
-          </w:r>
-        </w:p>
-        <w:p>
-          <w:r>
-            <w:fldChar w:fldCharType="begin" w:dirty="true"/>
-            <w:instrText xml:space="preserve">TOC \o "1-3" \h \z \u</w:instrText>
-            <w:fldChar w:fldCharType="separate"/>
-            <w:fldChar w:fldCharType="end"/>
-          </w:r>
-        </w:p>
-      </w:sdtContent>
-    </w:sdt>
+    <w:p>
+      <w:pPr>
+        <w:pStyle w:val="Title"/>
+      </w:pPr>
+      <w:r>
+        <w:t xml:space="preserve">ahgRicExplorerPlugin - Technical Documentation</w:t>
+      </w:r>
+    </w:p>
+    <w:p>
+      <w:pPr>
+        <w:pStyle w:val="Author"/>
+      </w:pPr>
+      <w:r>
+        <w:t xml:space="preserve">The Archive and Heritage Group (Pty) Ltd</w:t>
+      </w:r>
+    </w:p>
     <w:bookmarkStart w:id="53" w:name="Xe61f6043c976181a0851f1e7d30d0508a52038a"/>
     <w:p>
       <w:pPr>
@@ -130,247 +120,175 @@
     </w:p>
     <w:p>
       <w:pPr>
-        <w:pStyle w:val="SourceCode"/>
-      </w:pPr>
-      <w:r>
-        <w:rPr>
-          <w:rStyle w:val="VerbatimChar"/>
-        </w:rPr>
-        <w:t xml:space="preserve">+-------------------------------------------------------------------+</w:t>
-      </w:r>
-      <w:r>
-        <w:br/>
-      </w:r>
-      <w:r>
-        <w:rPr>
-          <w:rStyle w:val="VerbatimChar"/>
-        </w:rPr>
-        <w:t xml:space="preserve">|                     ahgRicExplorerPlugin                          |</w:t>
-      </w:r>
-      <w:r>
-        <w:br/>
-      </w:r>
-      <w:r>
-        <w:rPr>
-          <w:rStyle w:val="VerbatimChar"/>
-        </w:rPr>
-        <w:t xml:space="preserve">+-------------------------------------------------------------------+</w:t>
-      </w:r>
-      <w:r>
-        <w:br/>
-      </w:r>
-      <w:r>
-        <w:rPr>
-          <w:rStyle w:val="VerbatimChar"/>
-        </w:rPr>
-        <w:t xml:space="preserve">|                                                                   |</w:t>
-      </w:r>
-      <w:r>
-        <w:br/>
-      </w:r>
-      <w:r>
-        <w:rPr>
-          <w:rStyle w:val="VerbatimChar"/>
-        </w:rPr>
-        <w:t xml:space="preserve">|  +---------------------+     +-----------------------------+      |</w:t>
-      </w:r>
-      <w:r>
-        <w:br/>
-      </w:r>
-      <w:r>
-        <w:rPr>
-          <w:rStyle w:val="VerbatimChar"/>
-        </w:rPr>
-        <w:t xml:space="preserve">|  |  RiC Extractor v5   |     |    Fuseki Triplestore       |      |</w:t>
-      </w:r>
-      <w:r>
-        <w:br/>
-      </w:r>
-      <w:r>
-        <w:rPr>
-          <w:rStyle w:val="VerbatimChar"/>
-        </w:rPr>
-        <w:t xml:space="preserve">|  |  (Python)           |----&gt;|    (Apache Jena)            |      |</w:t>
-      </w:r>
-      <w:r>
-        <w:br/>
-      </w:r>
-      <w:r>
-        <w:rPr>
-          <w:rStyle w:val="VerbatimChar"/>
-        </w:rPr>
-        <w:t xml:space="preserve">|  |  - MySQL Reader     |     |    - SPARQL Endpoint        |      |</w:t>
-      </w:r>
-      <w:r>
-        <w:br/>
-      </w:r>
-      <w:r>
-        <w:rPr>
-          <w:rStyle w:val="VerbatimChar"/>
-        </w:rPr>
-        <w:t xml:space="preserve">|  |  - JSON-LD Writer   |     |    - RDF Storage            |      |</w:t>
-      </w:r>
-      <w:r>
-        <w:br/>
-      </w:r>
-      <w:r>
-        <w:rPr>
-          <w:rStyle w:val="VerbatimChar"/>
-        </w:rPr>
-        <w:t xml:space="preserve">|  +---------------------+     +-----------------------------+      |</w:t>
-      </w:r>
-      <w:r>
-        <w:br/>
-      </w:r>
-      <w:r>
-        <w:rPr>
-          <w:rStyle w:val="VerbatimChar"/>
-        </w:rPr>
-        <w:t xml:space="preserve">|           |                              ^                        |</w:t>
-      </w:r>
-      <w:r>
-        <w:br/>
-      </w:r>
-      <w:r>
-        <w:rPr>
-          <w:rStyle w:val="VerbatimChar"/>
-        </w:rPr>
-        <w:t xml:space="preserve">|           v                              |                        |</w:t>
-      </w:r>
-      <w:r>
-        <w:br/>
-      </w:r>
-      <w:r>
-        <w:rPr>
-          <w:rStyle w:val="VerbatimChar"/>
-        </w:rPr>
-        <w:t xml:space="preserve">|  +---------------------+     +-----------------------------+      |</w:t>
-      </w:r>
-      <w:r>
-        <w:br/>
-      </w:r>
-      <w:r>
-        <w:rPr>
-          <w:rStyle w:val="VerbatimChar"/>
-        </w:rPr>
-        <w:t xml:space="preserve">|  |  RicSyncListener    |     |    ricExplorerActions       |      |</w:t>
-      </w:r>
-      <w:r>
-        <w:br/>
-      </w:r>
-      <w:r>
-        <w:rPr>
-          <w:rStyle w:val="VerbatimChar"/>
-        </w:rPr>
-        <w:t xml:space="preserve">|  |  (PHP)              |----&gt;|    (PHP)                    |      |</w:t>
-      </w:r>
-      <w:r>
-        <w:br/>
-      </w:r>
-      <w:r>
-        <w:rPr>
-          <w:rStyle w:val="VerbatimChar"/>
-        </w:rPr>
-        <w:t xml:space="preserve">|  |  - Event Handler    |     |    - Graph Data API         |      |</w:t>
-      </w:r>
-      <w:r>
-        <w:br/>
-      </w:r>
-      <w:r>
-        <w:rPr>
-          <w:rStyle w:val="VerbatimChar"/>
-        </w:rPr>
-        <w:t xml:space="preserve">|  |  - Queue Manager    |     |    - SPARQL Proxy           |      |</w:t>
-      </w:r>
-      <w:r>
-        <w:br/>
-      </w:r>
-      <w:r>
-        <w:rPr>
-          <w:rStyle w:val="VerbatimChar"/>
-        </w:rPr>
-        <w:t xml:space="preserve">|  +---------------------+     +-----------------------------+      |</w:t>
-      </w:r>
-      <w:r>
-        <w:br/>
-      </w:r>
-      <w:r>
-        <w:rPr>
-          <w:rStyle w:val="VerbatimChar"/>
-        </w:rPr>
-        <w:t xml:space="preserve">|           |                              |                        |</w:t>
-      </w:r>
-      <w:r>
-        <w:br/>
-      </w:r>
-      <w:r>
-        <w:rPr>
-          <w:rStyle w:val="VerbatimChar"/>
-        </w:rPr>
-        <w:t xml:space="preserve">|           v                              v                        |</w:t>
-      </w:r>
-      <w:r>
-        <w:br/>
-      </w:r>
-      <w:r>
-        <w:rPr>
-          <w:rStyle w:val="VerbatimChar"/>
-        </w:rPr>
-        <w:t xml:space="preserve">|  +---------------------+     +-----------------------------+      |</w:t>
-      </w:r>
-      <w:r>
-        <w:br/>
-      </w:r>
-      <w:r>
-        <w:rPr>
-          <w:rStyle w:val="VerbatimChar"/>
-        </w:rPr>
-        <w:t xml:space="preserve">|  |  ric_sync_queue     |     |    Visualization Layer      |      |</w:t>
-      </w:r>
-      <w:r>
-        <w:br/>
-      </w:r>
-      <w:r>
-        <w:rPr>
-          <w:rStyle w:val="VerbatimChar"/>
-        </w:rPr>
-        <w:t xml:space="preserve">|  |  (MySQL)            |     |    - Cytoscape.js (2D)      |      |</w:t>
-      </w:r>
-      <w:r>
-        <w:br/>
-      </w:r>
-      <w:r>
-        <w:rPr>
-          <w:rStyle w:val="VerbatimChar"/>
-        </w:rPr>
-        <w:t xml:space="preserve">|  |  - Pending Ops      |     |    - 3D Force Graph         |      |</w:t>
-      </w:r>
-      <w:r>
-        <w:br/>
-      </w:r>
-      <w:r>
-        <w:rPr>
-          <w:rStyle w:val="VerbatimChar"/>
-        </w:rPr>
-        <w:t xml:space="preserve">|  +---------------------+     +-----------------------------+      |</w:t>
-      </w:r>
-      <w:r>
-        <w:br/>
-      </w:r>
-      <w:r>
-        <w:rPr>
-          <w:rStyle w:val="VerbatimChar"/>
-        </w:rPr>
-        <w:t xml:space="preserve">|                                                                   |</w:t>
-      </w:r>
-      <w:r>
-        <w:br/>
-      </w:r>
-      <w:r>
-        <w:rPr>
-          <w:rStyle w:val="VerbatimChar"/>
-        </w:rPr>
-        <w:t xml:space="preserve">+-------------------------------------------------------------------+</w:t>
+        <w:pStyle w:val="FirstParagraph"/>
+      </w:pPr>
+      <w:r>
+        <w:t xml:space="preserve">ahgRicExplorerPlugin</w:t>
+      </w:r>
+      <w:r>
+        <w:t xml:space="preserve">RiC</w:t>
+      </w:r>
+      <w:r>
+        <w:t xml:space="preserve">Extractor</w:t>
+      </w:r>
+      <w:r>
+        <w:t xml:space="preserve">v5</w:t>
+      </w:r>
+      <w:r>
+        <w:t xml:space="preserve">Fuseki</w:t>
+      </w:r>
+      <w:r>
+        <w:t xml:space="preserve">Triplestore</w:t>
+      </w:r>
+      <w:r>
+        <w:t xml:space="preserve">(Python)</w:t>
+      </w:r>
+      <w:r>
+        <w:t xml:space="preserve">(Apache</w:t>
+      </w:r>
+      <w:r>
+        <w:t xml:space="preserve">Jena)</w:t>
+      </w:r>
+      <w:r>
+        <w:t xml:space="preserve">-</w:t>
+      </w:r>
+      <w:r>
+        <w:t xml:space="preserve">MySQL</w:t>
+      </w:r>
+      <w:r>
+        <w:t xml:space="preserve">Reader</w:t>
+      </w:r>
+      <w:r>
+        <w:t xml:space="preserve">-</w:t>
+      </w:r>
+      <w:r>
+        <w:t xml:space="preserve">SPARQL</w:t>
+      </w:r>
+      <w:r>
+        <w:t xml:space="preserve">Endpoint</w:t>
+      </w:r>
+      <w:r>
+        <w:t xml:space="preserve">-</w:t>
+      </w:r>
+      <w:r>
+        <w:t xml:space="preserve">JSON-LD</w:t>
+      </w:r>
+      <w:r>
+        <w:t xml:space="preserve">Writer</w:t>
+      </w:r>
+      <w:r>
+        <w:t xml:space="preserve">-</w:t>
+      </w:r>
+      <w:r>
+        <w:t xml:space="preserve">RDF</w:t>
+      </w:r>
+      <w:r>
+        <w:t xml:space="preserve">Storage</w:t>
+      </w:r>
+      <w:r>
+        <w:t xml:space="preserve">^</w:t>
+      </w:r>
+      <w:r>
+        <w:t xml:space="preserve">v</w:t>
+      </w:r>
+      <w:r>
+        <w:t xml:space="preserve">RicSyncListener</w:t>
+      </w:r>
+      <w:r>
+        <w:t xml:space="preserve">ricExplorerActions</w:t>
+      </w:r>
+      <w:r>
+        <w:t xml:space="preserve">(PHP)</w:t>
+      </w:r>
+      <w:r>
+        <w:t xml:space="preserve">(PHP)</w:t>
+      </w:r>
+      <w:r>
+        <w:t xml:space="preserve">-</w:t>
+      </w:r>
+      <w:r>
+        <w:t xml:space="preserve">Event</w:t>
+      </w:r>
+      <w:r>
+        <w:t xml:space="preserve">Handler</w:t>
+      </w:r>
+      <w:r>
+        <w:t xml:space="preserve">-</w:t>
+      </w:r>
+      <w:r>
+        <w:t xml:space="preserve">Graph</w:t>
+      </w:r>
+      <w:r>
+        <w:t xml:space="preserve">Data</w:t>
+      </w:r>
+      <w:r>
+        <w:t xml:space="preserve">API</w:t>
+      </w:r>
+      <w:r>
+        <w:t xml:space="preserve">-</w:t>
+      </w:r>
+      <w:r>
+        <w:t xml:space="preserve">Queue</w:t>
+      </w:r>
+      <w:r>
+        <w:t xml:space="preserve">Manager</w:t>
+      </w:r>
+      <w:r>
+        <w:t xml:space="preserve">-</w:t>
+      </w:r>
+      <w:r>
+        <w:t xml:space="preserve">SPARQL</w:t>
+      </w:r>
+      <w:r>
+        <w:t xml:space="preserve">Proxy</w:t>
+      </w:r>
+      <w:r>
+        <w:t xml:space="preserve">v</w:t>
+      </w:r>
+      <w:r>
+        <w:t xml:space="preserve">v</w:t>
+      </w:r>
+      <w:r>
+        <w:t xml:space="preserve">ric_sync_queue</w:t>
+      </w:r>
+      <w:r>
+        <w:t xml:space="preserve">Visualization</w:t>
+      </w:r>
+      <w:r>
+        <w:t xml:space="preserve">Layer</w:t>
+      </w:r>
+      <w:r>
+        <w:t xml:space="preserve">(MySQL)</w:t>
+      </w:r>
+      <w:r>
+        <w:t xml:space="preserve">-</w:t>
+      </w:r>
+      <w:r>
+        <w:t xml:space="preserve">Cytoscape.js</w:t>
+      </w:r>
+      <w:r>
+        <w:t xml:space="preserve">(2D)</w:t>
+      </w:r>
+      <w:r>
+        <w:t xml:space="preserve">-</w:t>
+      </w:r>
+      <w:r>
+        <w:t xml:space="preserve">Pending</w:t>
+      </w:r>
+      <w:r>
+        <w:t xml:space="preserve">Ops</w:t>
+      </w:r>
+      <w:r>
+        <w:t xml:space="preserve">-</w:t>
+      </w:r>
+      <w:r>
+        <w:t xml:space="preserve">3D</w:t>
+      </w:r>
+      <w:r>
+        <w:t xml:space="preserve">Force</w:t>
+      </w:r>
+      <w:r>
+        <w:t xml:space="preserve">Graph</w:t>
       </w:r>
     </w:p>
     <w:p>
@@ -1024,13 +942,13 @@
       </w:tr>
     </w:tbl>
     <w:bookmarkEnd w:id="22"/>
-    <w:bookmarkStart w:id="23" w:name="spectrumgrap-extensions"/>
+    <w:bookmarkStart w:id="23" w:name="collections-proceduresgrap-extensions"/>
     <w:p>
       <w:pPr>
         <w:pStyle w:val="Heading3"/>
       </w:pPr>
       <w:r>
-        <w:t xml:space="preserve">Spectrum/GRAP Extensions</w:t>
+        <w:t xml:space="preserve">Collections Procedures/GRAP Extensions</w:t>
       </w:r>
     </w:p>
     <w:p>
@@ -1103,7 +1021,7 @@
               <w:jc w:val="left"/>
             </w:pPr>
             <w:r>
-              <w:t xml:space="preserve">Spectrum</w:t>
+              <w:t xml:space="preserve">Collections Procedures</w:t>
             </w:r>
           </w:p>
         </w:tc>
@@ -1201,7 +1119,7 @@
               <w:jc w:val="left"/>
             </w:pPr>
             <w:r>
-              <w:t xml:space="preserve">Spectrum Activity Type</w:t>
+              <w:t xml:space="preserve">Collections Procedures Activity Type</w:t>
             </w:r>
           </w:p>
         </w:tc>
@@ -1352,388 +1270,358 @@
     </w:p>
     <w:p>
       <w:pPr>
-        <w:pStyle w:val="SourceCode"/>
-      </w:pPr>
-      <w:r>
-        <w:rPr>
-          <w:rStyle w:val="VerbatimChar"/>
-        </w:rPr>
-        <w:t xml:space="preserve">+---------------------------+     +---------------------------+</w:t>
-      </w:r>
-      <w:r>
-        <w:br/>
-      </w:r>
-      <w:r>
-        <w:rPr>
-          <w:rStyle w:val="VerbatimChar"/>
-        </w:rPr>
-        <w:t xml:space="preserve">|     ric_sync_status       |     |     ric_sync_queue        |</w:t>
-      </w:r>
-      <w:r>
-        <w:br/>
-      </w:r>
-      <w:r>
-        <w:rPr>
-          <w:rStyle w:val="VerbatimChar"/>
-        </w:rPr>
-        <w:t xml:space="preserve">+---------------------------+     +---------------------------+</w:t>
-      </w:r>
-      <w:r>
-        <w:br/>
-      </w:r>
-      <w:r>
-        <w:rPr>
-          <w:rStyle w:val="VerbatimChar"/>
-        </w:rPr>
-        <w:t xml:space="preserve">| PK id INT                 |     | PK id BIGINT              |</w:t>
-      </w:r>
-      <w:r>
-        <w:br/>
-      </w:r>
-      <w:r>
-        <w:rPr>
-          <w:rStyle w:val="VerbatimChar"/>
-        </w:rPr>
-        <w:t xml:space="preserve">|    entity_type VARCHAR    |     |    entity_type VARCHAR    |</w:t>
-      </w:r>
-      <w:r>
-        <w:br/>
-      </w:r>
-      <w:r>
-        <w:rPr>
-          <w:rStyle w:val="VerbatimChar"/>
-        </w:rPr>
-        <w:t xml:space="preserve">|    entity_id INT          |     |    entity_id INT          |</w:t>
-      </w:r>
-      <w:r>
-        <w:br/>
-      </w:r>
-      <w:r>
-        <w:rPr>
-          <w:rStyle w:val="VerbatimChar"/>
-        </w:rPr>
-        <w:t xml:space="preserve">|    ric_uri VARCHAR(500)   |     |    operation ENUM         |</w:t>
-      </w:r>
-      <w:r>
-        <w:br/>
-      </w:r>
-      <w:r>
-        <w:rPr>
-          <w:rStyle w:val="VerbatimChar"/>
-        </w:rPr>
-        <w:t xml:space="preserve">|    ric_type VARCHAR       |     |    priority TINYINT       |</w:t>
-      </w:r>
-      <w:r>
-        <w:br/>
-      </w:r>
-      <w:r>
-        <w:rPr>
-          <w:rStyle w:val="VerbatimChar"/>
-        </w:rPr>
-        <w:t xml:space="preserve">|    sync_status ENUM       |     |    status ENUM            |</w:t>
-      </w:r>
-      <w:r>
-        <w:br/>
-      </w:r>
-      <w:r>
-        <w:rPr>
-          <w:rStyle w:val="VerbatimChar"/>
-        </w:rPr>
-        <w:t xml:space="preserve">|    last_synced_at DATETIME|     |    attempts INT           |</w:t>
-      </w:r>
-      <w:r>
-        <w:br/>
-      </w:r>
-      <w:r>
-        <w:rPr>
-          <w:rStyle w:val="VerbatimChar"/>
-        </w:rPr>
-        <w:t xml:space="preserve">|    sync_error TEXT        |     |    old_parent_id INT      |</w:t>
-      </w:r>
-      <w:r>
-        <w:br/>
-      </w:r>
-      <w:r>
-        <w:rPr>
-          <w:rStyle w:val="VerbatimChar"/>
-        </w:rPr>
-        <w:t xml:space="preserve">|    retry_count INT        |     |    new_parent_id INT      |</w:t>
-      </w:r>
-      <w:r>
-        <w:br/>
-      </w:r>
-      <w:r>
-        <w:rPr>
-          <w:rStyle w:val="VerbatimChar"/>
-        </w:rPr>
-        <w:t xml:space="preserve">|    content_hash VARCHAR   |     |    scheduled_at DATETIME  |</w:t>
-      </w:r>
-      <w:r>
-        <w:br/>
-      </w:r>
-      <w:r>
-        <w:rPr>
-          <w:rStyle w:val="VerbatimChar"/>
-        </w:rPr>
-        <w:t xml:space="preserve">|    parent_id INT          |     |    last_error TEXT        |</w:t>
-      </w:r>
-      <w:r>
-        <w:br/>
-      </w:r>
-      <w:r>
-        <w:rPr>
-          <w:rStyle w:val="VerbatimChar"/>
-        </w:rPr>
-        <w:t xml:space="preserve">|    hierarchy_path TEXT    |     |    created_at DATETIME    |</w:t>
-      </w:r>
-      <w:r>
-        <w:br/>
-      </w:r>
-      <w:r>
-        <w:rPr>
-          <w:rStyle w:val="VerbatimChar"/>
-        </w:rPr>
-        <w:t xml:space="preserve">+---------------------------+     +---------------------------+</w:t>
-      </w:r>
-      <w:r>
-        <w:br/>
-      </w:r>
-      <w:r>
-        <w:br/>
-      </w:r>
-      <w:r>
-        <w:rPr>
-          <w:rStyle w:val="VerbatimChar"/>
-        </w:rPr>
-        <w:t xml:space="preserve">+---------------------------+     +---------------------------+</w:t>
-      </w:r>
-      <w:r>
-        <w:br/>
-      </w:r>
-      <w:r>
-        <w:rPr>
-          <w:rStyle w:val="VerbatimChar"/>
-        </w:rPr>
-        <w:t xml:space="preserve">|     ric_sync_log          |     |   ric_orphan_tracking     |</w:t>
-      </w:r>
-      <w:r>
-        <w:br/>
-      </w:r>
-      <w:r>
-        <w:rPr>
-          <w:rStyle w:val="VerbatimChar"/>
-        </w:rPr>
-        <w:t xml:space="preserve">+---------------------------+     +---------------------------+</w:t>
-      </w:r>
-      <w:r>
-        <w:br/>
-      </w:r>
-      <w:r>
-        <w:rPr>
-          <w:rStyle w:val="VerbatimChar"/>
-        </w:rPr>
-        <w:t xml:space="preserve">| PK id BIGINT              |     | PK id INT                 |</w:t>
-      </w:r>
-      <w:r>
-        <w:br/>
-      </w:r>
-      <w:r>
-        <w:rPr>
-          <w:rStyle w:val="VerbatimChar"/>
-        </w:rPr>
-        <w:t xml:space="preserve">|    operation ENUM         |     |    ric_uri VARCHAR(500)   |</w:t>
-      </w:r>
-      <w:r>
-        <w:br/>
-      </w:r>
-      <w:r>
-        <w:rPr>
-          <w:rStyle w:val="VerbatimChar"/>
-        </w:rPr>
-        <w:t xml:space="preserve">|    entity_type VARCHAR    |     |    ric_type VARCHAR       |</w:t>
-      </w:r>
-      <w:r>
-        <w:br/>
-      </w:r>
-      <w:r>
-        <w:rPr>
-          <w:rStyle w:val="VerbatimChar"/>
-        </w:rPr>
-        <w:t xml:space="preserve">|    entity_id INT          |     |    expected_entity_type   |</w:t>
-      </w:r>
-      <w:r>
-        <w:br/>
-      </w:r>
-      <w:r>
-        <w:rPr>
-          <w:rStyle w:val="VerbatimChar"/>
-        </w:rPr>
-        <w:t xml:space="preserve">|    ric_uri VARCHAR(500)   |     |    expected_entity_id INT |</w:t>
-      </w:r>
-      <w:r>
-        <w:br/>
-      </w:r>
-      <w:r>
-        <w:rPr>
-          <w:rStyle w:val="VerbatimChar"/>
-        </w:rPr>
-        <w:t xml:space="preserve">|    status ENUM            |     |    detected_at DATETIME   |</w:t>
-      </w:r>
-      <w:r>
-        <w:br/>
-      </w:r>
-      <w:r>
-        <w:rPr>
-          <w:rStyle w:val="VerbatimChar"/>
-        </w:rPr>
-        <w:t xml:space="preserve">|    triples_affected INT   |     |    detection_method ENUM  |</w:t>
-      </w:r>
-      <w:r>
-        <w:br/>
-      </w:r>
-      <w:r>
-        <w:rPr>
-          <w:rStyle w:val="VerbatimChar"/>
-        </w:rPr>
-        <w:t xml:space="preserve">|    details JSON           |     |    status ENUM            |</w:t>
-      </w:r>
-      <w:r>
-        <w:br/>
-      </w:r>
-      <w:r>
-        <w:rPr>
-          <w:rStyle w:val="VerbatimChar"/>
-        </w:rPr>
-        <w:t xml:space="preserve">|    error_message TEXT     |     |    resolved_at DATETIME   |</w:t>
-      </w:r>
-      <w:r>
-        <w:br/>
-      </w:r>
-      <w:r>
-        <w:rPr>
-          <w:rStyle w:val="VerbatimChar"/>
-        </w:rPr>
-        <w:t xml:space="preserve">|    execution_time_ms INT  |     |    resolved_by INT        |</w:t>
-      </w:r>
-      <w:r>
-        <w:br/>
-      </w:r>
-      <w:r>
-        <w:rPr>
-          <w:rStyle w:val="VerbatimChar"/>
-        </w:rPr>
-        <w:t xml:space="preserve">|    triggered_by ENUM      |     |    resolution_notes TEXT  |</w:t>
-      </w:r>
-      <w:r>
-        <w:br/>
-      </w:r>
-      <w:r>
-        <w:rPr>
-          <w:rStyle w:val="VerbatimChar"/>
-        </w:rPr>
-        <w:t xml:space="preserve">|    batch_id VARCHAR       |     |    triple_count INT       |</w:t>
-      </w:r>
-      <w:r>
-        <w:br/>
-      </w:r>
-      <w:r>
-        <w:rPr>
-          <w:rStyle w:val="VerbatimChar"/>
-        </w:rPr>
-        <w:t xml:space="preserve">|    created_at DATETIME    |     +---------------------------+</w:t>
-      </w:r>
-      <w:r>
-        <w:br/>
-      </w:r>
-      <w:r>
-        <w:rPr>
-          <w:rStyle w:val="VerbatimChar"/>
-        </w:rPr>
-        <w:t xml:space="preserve">+---------------------------+</w:t>
-      </w:r>
-      <w:r>
-        <w:br/>
-      </w:r>
-      <w:r>
-        <w:br/>
-      </w:r>
-      <w:r>
-        <w:rPr>
-          <w:rStyle w:val="VerbatimChar"/>
-        </w:rPr>
-        <w:t xml:space="preserve">+---------------------------+</w:t>
-      </w:r>
-      <w:r>
-        <w:br/>
-      </w:r>
-      <w:r>
-        <w:rPr>
-          <w:rStyle w:val="VerbatimChar"/>
-        </w:rPr>
-        <w:t xml:space="preserve">|     ric_sync_config       |</w:t>
-      </w:r>
-      <w:r>
-        <w:br/>
-      </w:r>
-      <w:r>
-        <w:rPr>
-          <w:rStyle w:val="VerbatimChar"/>
-        </w:rPr>
-        <w:t xml:space="preserve">+---------------------------+</w:t>
-      </w:r>
-      <w:r>
-        <w:br/>
-      </w:r>
-      <w:r>
-        <w:rPr>
-          <w:rStyle w:val="VerbatimChar"/>
-        </w:rPr>
-        <w:t xml:space="preserve">| PK id INT                 |</w:t>
-      </w:r>
-      <w:r>
-        <w:br/>
-      </w:r>
-      <w:r>
-        <w:rPr>
-          <w:rStyle w:val="VerbatimChar"/>
-        </w:rPr>
-        <w:t xml:space="preserve">|    config_key VARCHAR     |</w:t>
-      </w:r>
-      <w:r>
-        <w:br/>
-      </w:r>
-      <w:r>
-        <w:rPr>
-          <w:rStyle w:val="VerbatimChar"/>
-        </w:rPr>
-        <w:t xml:space="preserve">|    config_value TEXT      |</w:t>
-      </w:r>
-      <w:r>
-        <w:br/>
-      </w:r>
-      <w:r>
-        <w:rPr>
-          <w:rStyle w:val="VerbatimChar"/>
-        </w:rPr>
-        <w:t xml:space="preserve">|    description TEXT       |</w:t>
-      </w:r>
-      <w:r>
-        <w:br/>
-      </w:r>
-      <w:r>
-        <w:rPr>
-          <w:rStyle w:val="VerbatimChar"/>
-        </w:rPr>
-        <w:t xml:space="preserve">|    updated_at DATETIME    |</w:t>
-      </w:r>
-      <w:r>
-        <w:br/>
-      </w:r>
-      <w:r>
-        <w:rPr>
-          <w:rStyle w:val="VerbatimChar"/>
-        </w:rPr>
-        <w:t xml:space="preserve">+---------------------------+</w:t>
+        <w:pStyle w:val="FirstParagraph"/>
+      </w:pPr>
+      <w:r>
+        <w:t xml:space="preserve">ric_sync_status</w:t>
+      </w:r>
+      <w:r>
+        <w:t xml:space="preserve">ric_sync_queue</w:t>
+      </w:r>
+      <w:r>
+        <w:t xml:space="preserve">PK</w:t>
+      </w:r>
+      <w:r>
+        <w:t xml:space="preserve">id</w:t>
+      </w:r>
+      <w:r>
+        <w:t xml:space="preserve">INT</w:t>
+      </w:r>
+      <w:r>
+        <w:t xml:space="preserve">PK</w:t>
+      </w:r>
+      <w:r>
+        <w:t xml:space="preserve">id</w:t>
+      </w:r>
+      <w:r>
+        <w:t xml:space="preserve">BIGINT</w:t>
+      </w:r>
+      <w:r>
+        <w:t xml:space="preserve">entity_type</w:t>
+      </w:r>
+      <w:r>
+        <w:t xml:space="preserve">VARCHAR</w:t>
+      </w:r>
+      <w:r>
+        <w:t xml:space="preserve">entity_type</w:t>
+      </w:r>
+      <w:r>
+        <w:t xml:space="preserve">VARCHAR</w:t>
+      </w:r>
+      <w:r>
+        <w:t xml:space="preserve">entity_id</w:t>
+      </w:r>
+      <w:r>
+        <w:t xml:space="preserve">INT</w:t>
+      </w:r>
+      <w:r>
+        <w:t xml:space="preserve">entity_id</w:t>
+      </w:r>
+      <w:r>
+        <w:t xml:space="preserve">INT</w:t>
+      </w:r>
+      <w:r>
+        <w:t xml:space="preserve">ric_uri</w:t>
+      </w:r>
+      <w:r>
+        <w:t xml:space="preserve">VARCHAR(500)</w:t>
+      </w:r>
+      <w:r>
+        <w:t xml:space="preserve">operation</w:t>
+      </w:r>
+      <w:r>
+        <w:t xml:space="preserve">ENUM</w:t>
+      </w:r>
+      <w:r>
+        <w:t xml:space="preserve">ric_type</w:t>
+      </w:r>
+      <w:r>
+        <w:t xml:space="preserve">VARCHAR</w:t>
+      </w:r>
+      <w:r>
+        <w:t xml:space="preserve">priority</w:t>
+      </w:r>
+      <w:r>
+        <w:t xml:space="preserve">TINYINT</w:t>
+      </w:r>
+      <w:r>
+        <w:t xml:space="preserve">sync_status</w:t>
+      </w:r>
+      <w:r>
+        <w:t xml:space="preserve">ENUM</w:t>
+      </w:r>
+      <w:r>
+        <w:t xml:space="preserve">status</w:t>
+      </w:r>
+      <w:r>
+        <w:t xml:space="preserve">ENUM</w:t>
+      </w:r>
+      <w:r>
+        <w:t xml:space="preserve">last_synced_at</w:t>
+      </w:r>
+      <w:r>
+        <w:t xml:space="preserve">DATETIME</w:t>
+      </w:r>
+      <w:r>
+        <w:t xml:space="preserve">attempts</w:t>
+      </w:r>
+      <w:r>
+        <w:t xml:space="preserve">INT</w:t>
+      </w:r>
+      <w:r>
+        <w:t xml:space="preserve">sync_error</w:t>
+      </w:r>
+      <w:r>
+        <w:t xml:space="preserve">TEXT</w:t>
+      </w:r>
+      <w:r>
+        <w:t xml:space="preserve">old_parent_id</w:t>
+      </w:r>
+      <w:r>
+        <w:t xml:space="preserve">INT</w:t>
+      </w:r>
+      <w:r>
+        <w:t xml:space="preserve">retry_count</w:t>
+      </w:r>
+      <w:r>
+        <w:t xml:space="preserve">INT</w:t>
+      </w:r>
+      <w:r>
+        <w:t xml:space="preserve">new_parent_id</w:t>
+      </w:r>
+      <w:r>
+        <w:t xml:space="preserve">INT</w:t>
+      </w:r>
+      <w:r>
+        <w:t xml:space="preserve">content_hash</w:t>
+      </w:r>
+      <w:r>
+        <w:t xml:space="preserve">VARCHAR</w:t>
+      </w:r>
+      <w:r>
+        <w:t xml:space="preserve">scheduled_at</w:t>
+      </w:r>
+      <w:r>
+        <w:t xml:space="preserve">DATETIME</w:t>
+      </w:r>
+      <w:r>
+        <w:t xml:space="preserve">parent_id</w:t>
+      </w:r>
+      <w:r>
+        <w:t xml:space="preserve">INT</w:t>
+      </w:r>
+      <w:r>
+        <w:t xml:space="preserve">last_error</w:t>
+      </w:r>
+      <w:r>
+        <w:t xml:space="preserve">TEXT</w:t>
+      </w:r>
+      <w:r>
+        <w:t xml:space="preserve">hierarchy_path</w:t>
+      </w:r>
+      <w:r>
+        <w:t xml:space="preserve">TEXT</w:t>
+      </w:r>
+      <w:r>
+        <w:t xml:space="preserve">created_at</w:t>
+      </w:r>
+      <w:r>
+        <w:t xml:space="preserve">DATETIME</w:t>
+      </w:r>
+      <w:r>
+        <w:t xml:space="preserve">ric_sync_log</w:t>
+      </w:r>
+      <w:r>
+        <w:t xml:space="preserve">ric_orphan_tracking</w:t>
+      </w:r>
+      <w:r>
+        <w:t xml:space="preserve">PK</w:t>
+      </w:r>
+      <w:r>
+        <w:t xml:space="preserve">id</w:t>
+      </w:r>
+      <w:r>
+        <w:t xml:space="preserve">BIGINT</w:t>
+      </w:r>
+      <w:r>
+        <w:t xml:space="preserve">PK</w:t>
+      </w:r>
+      <w:r>
+        <w:t xml:space="preserve">id</w:t>
+      </w:r>
+      <w:r>
+        <w:t xml:space="preserve">INT</w:t>
+      </w:r>
+      <w:r>
+        <w:t xml:space="preserve">operation</w:t>
+      </w:r>
+      <w:r>
+        <w:t xml:space="preserve">ENUM</w:t>
+      </w:r>
+      <w:r>
+        <w:t xml:space="preserve">ric_uri</w:t>
+      </w:r>
+      <w:r>
+        <w:t xml:space="preserve">VARCHAR(500)</w:t>
+      </w:r>
+      <w:r>
+        <w:t xml:space="preserve">entity_type</w:t>
+      </w:r>
+      <w:r>
+        <w:t xml:space="preserve">VARCHAR</w:t>
+      </w:r>
+      <w:r>
+        <w:t xml:space="preserve">ric_type</w:t>
+      </w:r>
+      <w:r>
+        <w:t xml:space="preserve">VARCHAR</w:t>
+      </w:r>
+      <w:r>
+        <w:t xml:space="preserve">entity_id</w:t>
+      </w:r>
+      <w:r>
+        <w:t xml:space="preserve">INT</w:t>
+      </w:r>
+      <w:r>
+        <w:t xml:space="preserve">expected_entity_type</w:t>
+      </w:r>
+      <w:r>
+        <w:t xml:space="preserve">ric_uri</w:t>
+      </w:r>
+      <w:r>
+        <w:t xml:space="preserve">VARCHAR(500)</w:t>
+      </w:r>
+      <w:r>
+        <w:t xml:space="preserve">expected_entity_id</w:t>
+      </w:r>
+      <w:r>
+        <w:t xml:space="preserve">INT</w:t>
+      </w:r>
+      <w:r>
+        <w:t xml:space="preserve">status</w:t>
+      </w:r>
+      <w:r>
+        <w:t xml:space="preserve">ENUM</w:t>
+      </w:r>
+      <w:r>
+        <w:t xml:space="preserve">detected_at</w:t>
+      </w:r>
+      <w:r>
+        <w:t xml:space="preserve">DATETIME</w:t>
+      </w:r>
+      <w:r>
+        <w:t xml:space="preserve">triples_affected</w:t>
+      </w:r>
+      <w:r>
+        <w:t xml:space="preserve">INT</w:t>
+      </w:r>
+      <w:r>
+        <w:t xml:space="preserve">detection_method</w:t>
+      </w:r>
+      <w:r>
+        <w:t xml:space="preserve">ENUM</w:t>
+      </w:r>
+      <w:r>
+        <w:t xml:space="preserve">details</w:t>
+      </w:r>
+      <w:r>
+        <w:t xml:space="preserve">JSON</w:t>
+      </w:r>
+      <w:r>
+        <w:t xml:space="preserve">status</w:t>
+      </w:r>
+      <w:r>
+        <w:t xml:space="preserve">ENUM</w:t>
+      </w:r>
+      <w:r>
+        <w:t xml:space="preserve">error_message</w:t>
+      </w:r>
+      <w:r>
+        <w:t xml:space="preserve">TEXT</w:t>
+      </w:r>
+      <w:r>
+        <w:t xml:space="preserve">resolved_at</w:t>
+      </w:r>
+      <w:r>
+        <w:t xml:space="preserve">DATETIME</w:t>
+      </w:r>
+      <w:r>
+        <w:t xml:space="preserve">execution_time_ms</w:t>
+      </w:r>
+      <w:r>
+        <w:t xml:space="preserve">INT</w:t>
+      </w:r>
+      <w:r>
+        <w:t xml:space="preserve">resolved_by</w:t>
+      </w:r>
+      <w:r>
+        <w:t xml:space="preserve">INT</w:t>
+      </w:r>
+      <w:r>
+        <w:t xml:space="preserve">triggered_by</w:t>
+      </w:r>
+      <w:r>
+        <w:t xml:space="preserve">ENUM</w:t>
+      </w:r>
+      <w:r>
+        <w:t xml:space="preserve">resolution_notes</w:t>
+      </w:r>
+      <w:r>
+        <w:t xml:space="preserve">TEXT</w:t>
+      </w:r>
+      <w:r>
+        <w:t xml:space="preserve">batch_id</w:t>
+      </w:r>
+      <w:r>
+        <w:t xml:space="preserve">VARCHAR</w:t>
+      </w:r>
+      <w:r>
+        <w:t xml:space="preserve">triple_count</w:t>
+      </w:r>
+      <w:r>
+        <w:t xml:space="preserve">INT</w:t>
+      </w:r>
+      <w:r>
+        <w:t xml:space="preserve">created_at</w:t>
+      </w:r>
+      <w:r>
+        <w:t xml:space="preserve">DATETIME</w:t>
+      </w:r>
+      <w:r>
+        <w:t xml:space="preserve">ric_sync_config</w:t>
+      </w:r>
+      <w:r>
+        <w:t xml:space="preserve">PK</w:t>
+      </w:r>
+      <w:r>
+        <w:t xml:space="preserve">id</w:t>
+      </w:r>
+      <w:r>
+        <w:t xml:space="preserve">INT</w:t>
+      </w:r>
+      <w:r>
+        <w:t xml:space="preserve">config_key</w:t>
+      </w:r>
+      <w:r>
+        <w:t xml:space="preserve">VARCHAR</w:t>
+      </w:r>
+      <w:r>
+        <w:t xml:space="preserve">config_value</w:t>
+      </w:r>
+      <w:r>
+        <w:t xml:space="preserve">TEXT</w:t>
+      </w:r>
+      <w:r>
+        <w:t xml:space="preserve">description</w:t>
+      </w:r>
+      <w:r>
+        <w:t xml:space="preserve">TEXT</w:t>
+      </w:r>
+      <w:r>
+        <w:t xml:space="preserve">updated_at</w:t>
+      </w:r>
+      <w:r>
+        <w:t xml:space="preserve">DATETIME</w:t>
       </w:r>
     </w:p>
     <w:bookmarkEnd w:id="25"/>
@@ -2797,7 +2685,7 @@
           <w:bCs/>
           <w:b/>
         </w:rPr>
-        <w:t xml:space="preserve">5. Get Spectrum condition checks:</w:t>
+        <w:t xml:space="preserve">5. Get Collections Procedures condition checks:</w:t>
       </w:r>
     </w:p>
     <w:p>
@@ -7263,7 +7151,7 @@
   <w:docDefaults>
     <w:rPrDefault>
       <w:rPr>
-        <w:rFonts w:ascii="Arial" w:cs="Arial" w:eastAsia="Arial" w:hAnsi="Arial"/>
+        <w:rFonts w:asciiTheme="minorHAnsi" w:cstheme="minorBidi" w:eastAsiaTheme="minorHAnsi" w:hAnsiTheme="minorHAnsi"/>
         <w:sz w:val="24"/>
         <w:szCs w:val="24"/>
         <w:lang w:bidi="ar-SA" w:eastAsia="en-US" w:val="en-US"/>
@@ -7271,7 +7159,7 @@
     </w:rPrDefault>
     <w:pPrDefault>
       <w:pPr>
-        <w:spacing w:after="200" w:line="360" w:lineRule="auto"/>
+        <w:spacing w:after="200"/>
       </w:pPr>
     </w:pPrDefault>
   </w:docDefaults>
@@ -8024,7 +7912,7 @@
     </a:clrScheme>
     <a:fontScheme name="Office">
       <a:majorFont>
-        <a:latin typeface="Arial"/>
+        <a:latin typeface="Calibri"/>
         <a:ea typeface=""/>
         <a:cs typeface=""/>
         <a:font script="Jpan" typeface="ＭＳ ゴシック"/>
@@ -8058,7 +7946,7 @@
         <a:font script="Uigh" typeface="Microsoft Uighur"/>
       </a:majorFont>
       <a:minorFont>
-        <a:latin typeface="Arial"/>
+        <a:latin typeface="Cambria"/>
         <a:ea typeface=""/>
         <a:cs typeface=""/>
         <a:font script="Jpan" typeface="ＭＳ 明朝"/>
